--- a/docs/每日学习时间表与督学约定.docx
+++ b/docs/每日学习时间表与督学约定.docx
@@ -12,7 +12,7 @@
           <w:b/>
           <w:sz w:val="36"/>
         </w:rPr>
-        <w:t>每日学习时间表与督学约定（权威）</w:t>
+        <w:t>每日学习时间表与督学约定（压力驱动版）</w:t>
       </w:r>
     </w:p>
     <w:p>
@@ -480,7 +480,7 @@
           <w:b w:val="0"/>
           <w:sz w:val="20"/>
         </w:rPr>
-        <w:t>权威版本：以 Word《每日学习时间表与督学约定.docx》为准（与本 md 同步导出）。</w:t>
+        <w:t>权威版本：以 Word《每日学习时间表与督学约定.docx》为准。</w:t>
       </w:r>
     </w:p>
     <w:p>
